--- a/templates/kesma_indiv/إقرار_وضع_يد.docx
+++ b/templates/kesma_indiv/إقرار_وضع_يد.docx
@@ -33,7 +33,7 @@
     </w:p>
     <w:p>
       <w:pPr>
-        <w:spacing w:after="0"/>
+        <w:spacing w:after="0" w:line="360" w:lineRule="auto"/>
         <w:rPr>
           <w:b/>
           <w:bCs/>
@@ -43,6 +43,7 @@
           <w:lang w:bidi="ar-EG"/>
         </w:rPr>
       </w:pPr>
+      <w:bookmarkStart w:id="0" w:name="_GoBack"/>
       <w:r>
         <w:rPr>
           <w:rFonts w:hint="cs"/>
@@ -70,7 +71,7 @@
     </w:p>
     <w:p>
       <w:pPr>
-        <w:spacing w:after="0"/>
+        <w:spacing w:after="0" w:line="360" w:lineRule="auto"/>
         <w:rPr>
           <w:b/>
           <w:bCs/>
@@ -107,7 +108,7 @@
     </w:p>
     <w:p>
       <w:pPr>
-        <w:spacing w:after="0"/>
+        <w:spacing w:after="0" w:line="360" w:lineRule="auto"/>
         <w:jc w:val="lowKashida"/>
         <w:rPr>
           <w:b/>
@@ -229,7 +230,7 @@
     </w:p>
     <w:p>
       <w:pPr>
-        <w:spacing w:after="0"/>
+        <w:spacing w:after="0" w:line="360" w:lineRule="auto"/>
         <w:jc w:val="lowKashida"/>
         <w:rPr>
           <w:b/>
@@ -250,21 +251,7 @@
           <w:rtl/>
           <w:lang w:bidi="ar-EG"/>
         </w:rPr>
-        <w:t>انني قمت بوضع يدي علي مساح</w:t>
-      </w:r>
-      <w:bookmarkStart w:id="0" w:name="_GoBack"/>
-      <w:bookmarkEnd w:id="0"/>
-      <w:r>
-        <w:rPr>
-          <w:rFonts w:hint="cs"/>
-          <w:b/>
-          <w:bCs/>
-          <w:sz w:val="30"/>
-          <w:szCs w:val="30"/>
-          <w:rtl/>
-          <w:lang w:bidi="ar-EG"/>
-        </w:rPr>
-        <w:t xml:space="preserve">ة </w:t>
+        <w:t xml:space="preserve">انني قمت بوضع يدي علي مساحة </w:t>
       </w:r>
       <w:r>
         <w:rPr>
@@ -356,7 +343,7 @@
     </w:p>
     <w:p>
       <w:pPr>
-        <w:spacing w:after="0"/>
+        <w:spacing w:after="0" w:line="360" w:lineRule="auto"/>
         <w:jc w:val="both"/>
         <w:rPr>
           <w:b/>
@@ -473,7 +460,7 @@
           <w:rtl/>
           <w:lang w:bidi="ar-EG"/>
         </w:rPr>
-        <w:t>{{تاريخ_العقد}}</w:t>
+        <w:t>{{تاريخ_العقد_رقمي}}</w:t>
       </w:r>
       <w:r>
         <w:rPr>
@@ -551,7 +538,7 @@
     <w:p>
       <w:pPr>
         <w:pStyle w:val="ListParagraph"/>
-        <w:spacing w:after="0"/>
+        <w:spacing w:after="0" w:line="360" w:lineRule="auto"/>
         <w:ind w:left="61"/>
         <w:rPr>
           <w:rFonts w:asciiTheme="minorBidi" w:hAnsiTheme="minorBidi"/>
@@ -601,7 +588,7 @@
     <w:p>
       <w:pPr>
         <w:pStyle w:val="ListParagraph"/>
-        <w:spacing w:after="0"/>
+        <w:spacing w:after="0" w:line="360" w:lineRule="auto"/>
         <w:ind w:left="61"/>
         <w:jc w:val="lowKashida"/>
         <w:rPr>
@@ -624,11 +611,11 @@
           <w:rtl/>
           <w:lang w:bidi="ar-EG"/>
         </w:rPr>
-        <w:t>القطعة {{</w:t>
-      </w:r>
-      <w:r>
-        <w:rPr>
-          <w:rFonts w:asciiTheme="minorBidi" w:hAnsiTheme="minorBidi"/>
+        <w:t xml:space="preserve">{{ </w:t>
+      </w:r>
+      <w:r>
+        <w:rPr>
+          <w:rFonts w:asciiTheme="minorBidi" w:hAnsiTheme="minorBidi" w:cs="Arial"/>
           <w:b/>
           <w:bCs/>
           <w:sz w:val="30"/>
@@ -639,36 +626,136 @@
       </w:r>
       <w:r>
         <w:rPr>
+          <w:rFonts w:asciiTheme="minorBidi" w:hAnsiTheme="minorBidi" w:cs="Arial" w:hint="cs"/>
+          <w:b/>
+          <w:bCs/>
+          <w:sz w:val="30"/>
+          <w:szCs w:val="30"/>
+          <w:rtl/>
+          <w:lang w:bidi="ar-EG"/>
+        </w:rPr>
+        <w:t>.اسم_القطعة }} مساحتها ({{</w:t>
+      </w:r>
+      <w:proofErr w:type="spellStart"/>
+      <w:r>
+        <w:rPr>
           <w:rFonts w:asciiTheme="minorBidi" w:hAnsiTheme="minorBidi" w:cs="Arial"/>
           <w:b/>
           <w:bCs/>
           <w:sz w:val="30"/>
           <w:szCs w:val="30"/>
-          <w:rtl/>
-          <w:lang w:bidi="ar-EG"/>
-        </w:rPr>
-        <w:t>.ترتيب}} مساحتها {{</w:t>
+          <w:lang w:bidi="ar-EG"/>
+        </w:rPr>
+        <w:t>l.s</w:t>
+      </w:r>
+      <w:proofErr w:type="spellEnd"/>
+      <w:r>
+        <w:rPr>
+          <w:rFonts w:asciiTheme="minorBidi" w:hAnsiTheme="minorBidi" w:cs="Arial" w:hint="cs"/>
+          <w:b/>
+          <w:bCs/>
+          <w:sz w:val="30"/>
+          <w:szCs w:val="30"/>
+          <w:rtl/>
+          <w:lang w:bidi="ar-EG"/>
+        </w:rPr>
+        <w:t>}}</w:t>
+      </w:r>
+      <w:r>
+        <w:rPr>
+          <w:rFonts w:asciiTheme="minorBidi" w:hAnsiTheme="minorBidi" w:cs="Arial" w:hint="cs"/>
+          <w:b/>
+          <w:bCs/>
+          <w:sz w:val="30"/>
+          <w:szCs w:val="30"/>
+          <w:vertAlign w:val="superscript"/>
+          <w:rtl/>
+          <w:lang w:bidi="ar-EG"/>
+        </w:rPr>
+        <w:t>س</w:t>
+      </w:r>
+      <w:r>
+        <w:rPr>
+          <w:rFonts w:asciiTheme="minorBidi" w:hAnsiTheme="minorBidi" w:cs="Arial" w:hint="cs"/>
+          <w:b/>
+          <w:bCs/>
+          <w:sz w:val="30"/>
+          <w:szCs w:val="30"/>
+          <w:rtl/>
+          <w:lang w:bidi="ar-EG"/>
+        </w:rPr>
+        <w:t xml:space="preserve"> {{</w:t>
       </w:r>
       <w:proofErr w:type="spellStart"/>
       <w:r>
         <w:rPr>
-          <w:rFonts w:asciiTheme="minorBidi" w:hAnsiTheme="minorBidi"/>
-          <w:b/>
-          <w:bCs/>
-          <w:sz w:val="30"/>
-          <w:szCs w:val="30"/>
-          <w:lang w:bidi="ar-EG"/>
-        </w:rPr>
-        <w:t>l.s</w:t>
+          <w:rFonts w:asciiTheme="minorBidi" w:hAnsiTheme="minorBidi" w:cs="Arial"/>
+          <w:b/>
+          <w:bCs/>
+          <w:sz w:val="30"/>
+          <w:szCs w:val="30"/>
+          <w:lang w:bidi="ar-EG"/>
+        </w:rPr>
+        <w:t>l.k</w:t>
       </w:r>
       <w:proofErr w:type="spellEnd"/>
       <w:r>
         <w:rPr>
+          <w:rFonts w:asciiTheme="minorBidi" w:hAnsiTheme="minorBidi" w:cs="Arial" w:hint="cs"/>
+          <w:b/>
+          <w:bCs/>
+          <w:sz w:val="30"/>
+          <w:szCs w:val="30"/>
+          <w:rtl/>
+          <w:lang w:bidi="ar-EG"/>
+        </w:rPr>
+        <w:t>}}</w:t>
+      </w:r>
+      <w:r>
+        <w:rPr>
+          <w:rFonts w:asciiTheme="minorBidi" w:hAnsiTheme="minorBidi" w:cs="Arial" w:hint="cs"/>
+          <w:b/>
+          <w:bCs/>
+          <w:sz w:val="30"/>
+          <w:szCs w:val="30"/>
+          <w:vertAlign w:val="superscript"/>
+          <w:rtl/>
+          <w:lang w:bidi="ar-EG"/>
+        </w:rPr>
+        <w:t>ط</w:t>
+      </w:r>
+      <w:r>
+        <w:rPr>
+          <w:rFonts w:asciiTheme="minorBidi" w:hAnsiTheme="minorBidi" w:cs="Arial" w:hint="cs"/>
+          <w:b/>
+          <w:bCs/>
+          <w:sz w:val="30"/>
+          <w:szCs w:val="30"/>
+          <w:rtl/>
+          <w:lang w:bidi="ar-EG"/>
+        </w:rPr>
+        <w:t xml:space="preserve"> {{</w:t>
+      </w:r>
+      <w:proofErr w:type="spellStart"/>
+      <w:r>
+        <w:rPr>
           <w:rFonts w:asciiTheme="minorBidi" w:hAnsiTheme="minorBidi" w:cs="Arial"/>
           <w:b/>
           <w:bCs/>
           <w:sz w:val="30"/>
           <w:szCs w:val="30"/>
+          <w:lang w:bidi="ar-EG"/>
+        </w:rPr>
+        <w:t>l.f</w:t>
+      </w:r>
+      <w:proofErr w:type="spellEnd"/>
+      <w:r>
+        <w:rPr>
+          <w:rFonts w:asciiTheme="minorBidi" w:hAnsiTheme="minorBidi" w:cs="Arial" w:hint="cs"/>
+          <w:b/>
+          <w:bCs/>
+          <w:sz w:val="30"/>
+          <w:szCs w:val="30"/>
           <w:rtl/>
           <w:lang w:bidi="ar-EG"/>
         </w:rPr>
@@ -676,154 +763,40 @@
       </w:r>
       <w:r>
         <w:rPr>
+          <w:rFonts w:asciiTheme="minorBidi" w:hAnsiTheme="minorBidi" w:cs="Arial" w:hint="cs"/>
+          <w:b/>
+          <w:bCs/>
+          <w:sz w:val="30"/>
+          <w:szCs w:val="30"/>
+          <w:vertAlign w:val="superscript"/>
+          <w:rtl/>
+          <w:lang w:bidi="ar-EG"/>
+        </w:rPr>
+        <w:t>ف</w:t>
+      </w:r>
+      <w:r>
+        <w:rPr>
+          <w:rFonts w:asciiTheme="minorBidi" w:hAnsiTheme="minorBidi" w:cs="Arial" w:hint="cs"/>
+          <w:b/>
+          <w:bCs/>
+          <w:sz w:val="30"/>
+          <w:szCs w:val="30"/>
+          <w:rtl/>
+          <w:lang w:bidi="ar-EG"/>
+        </w:rPr>
+        <w:t>) كائنة بحوض {{</w:t>
+      </w:r>
+      <w:r>
+        <w:rPr>
           <w:rFonts w:asciiTheme="minorBidi" w:hAnsiTheme="minorBidi" w:cs="Arial"/>
           <w:b/>
           <w:bCs/>
           <w:sz w:val="30"/>
           <w:szCs w:val="30"/>
-          <w:vertAlign w:val="superscript"/>
-          <w:rtl/>
-          <w:lang w:bidi="ar-EG"/>
-        </w:rPr>
-        <w:t>س</w:t>
-      </w:r>
-      <w:r>
-        <w:rPr>
-          <w:rFonts w:asciiTheme="minorBidi" w:hAnsiTheme="minorBidi" w:cs="Arial"/>
-          <w:b/>
-          <w:bCs/>
-          <w:sz w:val="30"/>
-          <w:szCs w:val="30"/>
-          <w:rtl/>
-          <w:lang w:bidi="ar-EG"/>
-        </w:rPr>
-        <w:t xml:space="preserve"> {{</w:t>
-      </w:r>
-      <w:proofErr w:type="spellStart"/>
-      <w:r>
-        <w:rPr>
-          <w:rFonts w:asciiTheme="minorBidi" w:hAnsiTheme="minorBidi"/>
-          <w:b/>
-          <w:bCs/>
-          <w:sz w:val="30"/>
-          <w:szCs w:val="30"/>
-          <w:lang w:bidi="ar-EG"/>
-        </w:rPr>
-        <w:t>l.k</w:t>
-      </w:r>
-      <w:proofErr w:type="spellEnd"/>
-      <w:r>
-        <w:rPr>
-          <w:rFonts w:asciiTheme="minorBidi" w:hAnsiTheme="minorBidi" w:cs="Arial"/>
-          <w:b/>
-          <w:bCs/>
-          <w:sz w:val="30"/>
-          <w:szCs w:val="30"/>
-          <w:rtl/>
-          <w:lang w:bidi="ar-EG"/>
-        </w:rPr>
-        <w:t>}}</w:t>
-      </w:r>
-      <w:r>
-        <w:rPr>
-          <w:rFonts w:asciiTheme="minorBidi" w:hAnsiTheme="minorBidi" w:cs="Arial"/>
-          <w:b/>
-          <w:bCs/>
-          <w:sz w:val="30"/>
-          <w:szCs w:val="30"/>
-          <w:vertAlign w:val="superscript"/>
-          <w:rtl/>
-          <w:lang w:bidi="ar-EG"/>
-        </w:rPr>
-        <w:t>ط</w:t>
-      </w:r>
-      <w:r>
-        <w:rPr>
-          <w:rFonts w:asciiTheme="minorBidi" w:hAnsiTheme="minorBidi" w:cs="Arial"/>
-          <w:b/>
-          <w:bCs/>
-          <w:sz w:val="30"/>
-          <w:szCs w:val="30"/>
-          <w:rtl/>
-          <w:lang w:bidi="ar-EG"/>
-        </w:rPr>
-        <w:t xml:space="preserve"> {{</w:t>
-      </w:r>
-      <w:proofErr w:type="spellStart"/>
-      <w:r>
-        <w:rPr>
-          <w:rFonts w:asciiTheme="minorBidi" w:hAnsiTheme="minorBidi"/>
-          <w:b/>
-          <w:bCs/>
-          <w:sz w:val="30"/>
-          <w:szCs w:val="30"/>
-          <w:lang w:bidi="ar-EG"/>
-        </w:rPr>
-        <w:t>l.f</w:t>
-      </w:r>
-      <w:proofErr w:type="spellEnd"/>
-      <w:r>
-        <w:rPr>
-          <w:rFonts w:asciiTheme="minorBidi" w:hAnsiTheme="minorBidi" w:cs="Arial"/>
-          <w:b/>
-          <w:bCs/>
-          <w:sz w:val="30"/>
-          <w:szCs w:val="30"/>
-          <w:rtl/>
-          <w:lang w:bidi="ar-EG"/>
-        </w:rPr>
-        <w:t>}}</w:t>
-      </w:r>
-      <w:r>
-        <w:rPr>
-          <w:rFonts w:asciiTheme="minorBidi" w:hAnsiTheme="minorBidi" w:cs="Arial"/>
-          <w:b/>
-          <w:bCs/>
-          <w:sz w:val="30"/>
-          <w:szCs w:val="30"/>
-          <w:vertAlign w:val="superscript"/>
-          <w:rtl/>
-          <w:lang w:bidi="ar-EG"/>
-        </w:rPr>
-        <w:t>ف</w:t>
-      </w:r>
-      <w:r>
-        <w:rPr>
-          <w:rFonts w:asciiTheme="minorBidi" w:hAnsiTheme="minorBidi" w:cs="Arial"/>
-          <w:b/>
-          <w:bCs/>
-          <w:sz w:val="30"/>
-          <w:szCs w:val="30"/>
-          <w:rtl/>
-          <w:lang w:bidi="ar-EG"/>
-        </w:rPr>
-        <w:t xml:space="preserve"> بحوض {{</w:t>
-      </w:r>
-      <w:proofErr w:type="spellStart"/>
-      <w:r>
-        <w:rPr>
-          <w:rFonts w:asciiTheme="minorBidi" w:hAnsiTheme="minorBidi"/>
-          <w:b/>
-          <w:bCs/>
-          <w:sz w:val="30"/>
-          <w:szCs w:val="30"/>
           <w:lang w:bidi="ar-EG"/>
         </w:rPr>
         <w:t>l.hod</w:t>
       </w:r>
-      <w:proofErr w:type="spellEnd"/>
-      <w:r>
-        <w:rPr>
-          <w:rFonts w:asciiTheme="minorBidi" w:hAnsiTheme="minorBidi" w:cs="Arial"/>
-          <w:b/>
-          <w:bCs/>
-          <w:sz w:val="30"/>
-          <w:szCs w:val="30"/>
-          <w:rtl/>
-          <w:lang w:bidi="ar-EG"/>
-        </w:rPr>
-        <w:t>}} وحدودها</w:t>
-      </w:r>
       <w:r>
         <w:rPr>
           <w:rFonts w:asciiTheme="minorBidi" w:hAnsiTheme="minorBidi" w:cs="Arial" w:hint="cs"/>
@@ -834,25 +807,13 @@
           <w:rtl/>
           <w:lang w:bidi="ar-EG"/>
         </w:rPr>
-        <w:t xml:space="preserve"> </w:t>
-      </w:r>
-      <w:r>
-        <w:rPr>
-          <w:rFonts w:asciiTheme="minorBidi" w:hAnsiTheme="minorBidi" w:cs="Arial"/>
-          <w:b/>
-          <w:bCs/>
-          <w:sz w:val="30"/>
-          <w:szCs w:val="30"/>
-          <w:rtl/>
-          <w:lang w:bidi="ar-EG"/>
-        </w:rPr>
-        <w:t>كالاتي:</w:t>
+        <w:t>}} وحدودها كالاتي:</w:t>
       </w:r>
     </w:p>
     <w:p>
       <w:pPr>
         <w:pStyle w:val="ListParagraph"/>
-        <w:spacing w:after="0"/>
+        <w:spacing w:after="0" w:line="360" w:lineRule="auto"/>
         <w:ind w:left="61"/>
         <w:rPr>
           <w:rFonts w:asciiTheme="minorBidi" w:hAnsiTheme="minorBidi"/>
@@ -905,7 +866,7 @@
     <w:p>
       <w:pPr>
         <w:pStyle w:val="ListParagraph"/>
-        <w:spacing w:after="0"/>
+        <w:spacing w:after="0" w:line="360" w:lineRule="auto"/>
         <w:ind w:left="61"/>
         <w:rPr>
           <w:rFonts w:asciiTheme="minorBidi" w:hAnsiTheme="minorBidi"/>
@@ -958,7 +919,7 @@
     <w:p>
       <w:pPr>
         <w:pStyle w:val="ListParagraph"/>
-        <w:spacing w:after="0"/>
+        <w:spacing w:after="0" w:line="360" w:lineRule="auto"/>
         <w:ind w:left="61"/>
         <w:rPr>
           <w:rFonts w:asciiTheme="minorBidi" w:hAnsiTheme="minorBidi"/>
@@ -1011,7 +972,7 @@
     <w:p>
       <w:pPr>
         <w:pStyle w:val="ListParagraph"/>
-        <w:spacing w:after="0"/>
+        <w:spacing w:after="0" w:line="360" w:lineRule="auto"/>
         <w:ind w:left="61"/>
         <w:rPr>
           <w:rFonts w:asciiTheme="minorBidi" w:hAnsiTheme="minorBidi"/>
@@ -1035,7 +996,6 @@
         </w:rPr>
         <w:t>الحد الغربي: {{</w:t>
       </w:r>
-      <w:proofErr w:type="spellStart"/>
       <w:r>
         <w:rPr>
           <w:rFonts w:asciiTheme="minorBidi" w:hAnsiTheme="minorBidi"/>
@@ -1047,7 +1007,6 @@
         </w:rPr>
         <w:t>l.w</w:t>
       </w:r>
-      <w:proofErr w:type="spellEnd"/>
       <w:r>
         <w:rPr>
           <w:rFonts w:asciiTheme="minorBidi" w:hAnsiTheme="minorBidi" w:cs="Arial"/>
@@ -1064,7 +1023,7 @@
     <w:p>
       <w:pPr>
         <w:pStyle w:val="ListParagraph"/>
-        <w:spacing w:after="0"/>
+        <w:spacing w:after="0" w:line="360" w:lineRule="auto"/>
         <w:ind w:left="61"/>
         <w:jc w:val="both"/>
         <w:rPr>
@@ -1098,21 +1057,8 @@
           <w:szCs w:val="30"/>
           <w:lang w:bidi="ar-EG"/>
         </w:rPr>
-        <w:t xml:space="preserve">p </w:t>
-      </w:r>
-      <w:proofErr w:type="spellStart"/>
-      <w:r>
-        <w:rPr>
-          <w:rFonts w:asciiTheme="minorBidi" w:hAnsiTheme="minorBidi"/>
-          <w:b/>
-          <w:bCs/>
-          <w:sz w:val="30"/>
-          <w:szCs w:val="30"/>
-          <w:lang w:bidi="ar-EG"/>
-        </w:rPr>
-        <w:t>endfor</w:t>
-      </w:r>
-      <w:proofErr w:type="spellEnd"/>
+        <w:t>p endfor</w:t>
+      </w:r>
       <w:r>
         <w:rPr>
           <w:rFonts w:asciiTheme="minorBidi" w:hAnsiTheme="minorBidi" w:cs="Arial"/>
@@ -1126,6 +1072,7 @@
         <w:t xml:space="preserve"> %}</w:t>
       </w:r>
     </w:p>
+    <w:bookmarkEnd w:id="0"/>
     <w:p>
       <w:pPr>
         <w:spacing w:after="0"/>
